--- a/data/cvs/cv_26_Speechify_Software_Engineer__Web_Core_Product___Ch.docx
+++ b/data/cvs/cv_26_Speechify_Software_Engineer__Web_Core_Product___Ch.docx
@@ -86,7 +86,7 @@
         <w:rPr>
           <w:sz w:val="20"/>
         </w:rPr>
-        <w:t>Full Stack Developer with a focus on web and AI engineering. I bring a diverse toolkit to the table, from Python backends and React frontends to AI data work including model evaluation, prompt engineering, and dataset structuring. Currently, I'm building production systems at Copy Cat Group, including an AI-powered tender scraping pipeline and a live SAP API integration. I'm eager to apply my skills to web product development, with a focus on user experience and technical leadership.</w:t>
+        <w:t>Full Stack Developer with a focus on web and AI engineering, currently building production systems at Copy Cat Group. I work across the entire stack, from Python backends and REST APIs to React frontends, with experience in Django, Flask, and Node.js. My recent work includes integrating SAP APIs with internal systems, designing system architecture, and building AI-powered tender scraping pipelines. I have a strong background in data annotation and AI model evaluation, having worked with LLMs and multimodal datasets.</w:t>
       </w:r>
     </w:p>
     <w:p>
@@ -119,7 +119,7 @@
         <w:rPr>
           <w:sz w:val="20"/>
         </w:rPr>
-        <w:t>Python, JavaScript, SQL, PHP, Kotlin, Bash, HTML, CSS</w:t>
+        <w:t>Python, JavaScript, TypeScript, SQL, PHP, Kotlin, Bash, HTML, CSS</w:t>
       </w:r>
     </w:p>
     <w:p>
@@ -137,7 +137,7 @@
         <w:rPr>
           <w:sz w:val="20"/>
         </w:rPr>
-        <w:t>React, Node.js, Django, Flask</w:t>
+        <w:t>React, Redux, Node.js, Django, Flask, Firebase</w:t>
       </w:r>
     </w:p>
     <w:p>
@@ -191,7 +191,7 @@
         <w:rPr>
           <w:sz w:val="20"/>
         </w:rPr>
-        <w:t>Gemini API, Groq API, Prompt Engineering, LLM Evaluation, Data Annotation, Dataset Structuring</w:t>
+        <w:t>LLM Evaluation, Prompt Engineering, Data Annotation, Dataset Structuring, Groq API, Gemini API</w:t>
       </w:r>
     </w:p>
     <w:p>
@@ -227,7 +227,7 @@
         <w:rPr>
           <w:sz w:val="20"/>
         </w:rPr>
-        <w:t>Oracle Cloud, Google Cloud Platform, Git, GitHub, CI/CD, Docker</w:t>
+        <w:t>Git, GitHub, CI/CD, Oracle Cloud, Google Cloud Platform</w:t>
       </w:r>
     </w:p>
     <w:p>
@@ -245,7 +245,7 @@
         <w:rPr>
           <w:sz w:val="20"/>
         </w:rPr>
-        <w:t>Vanilla JS, ReactJS, Redux, Firebase, Typescript, Agile, iOS, Android, Mac, Chrome Extension, Web App, Web development, Product management, UX design, UI design</w:t>
+        <w:t>ReactJS, Web development, Product development, Product roadmap, User experience, Product design, Agile, Product management, Project management, Software development, Web applications, Mobile applications, iOS, Android</w:t>
       </w:r>
     </w:p>
     <w:p>
@@ -263,7 +263,7 @@
         <w:rPr>
           <w:sz w:val="20"/>
         </w:rPr>
-        <w:t>Product strategy, Product roadmap, Product scaling, Customer-centric, Rapid prototyping, Decision-making, Prioritization, Collaboration, Communication, Startup experience, High-growth environment, Remote work, Asynchronous communication, Productivity, Results-driven, Technical interviews</w:t>
+        <w:t>Mac, Chrome Extension, Web App, Text-to-speech, Machine learning, Research, Startup experience, Leadership, Technical skills, Fast-paced environment, Remote work, Communication skills, Problem-solving, Decision-making</w:t>
       </w:r>
     </w:p>
     <w:p>
@@ -313,7 +313,7 @@
         <w:rPr>
           <w:sz w:val="20"/>
         </w:rPr>
-        <w:t>Integrating SAP APIs with an internal Credit Control System to automate processes for OA and IT business units.</w:t>
+        <w:t>Integrating SAP APIs with an internal Credit Control System, automating processes for OA and IT business units.</w:t>
       </w:r>
     </w:p>
     <w:p>
@@ -325,7 +325,7 @@
         <w:rPr>
           <w:sz w:val="20"/>
         </w:rPr>
-        <w:t>Authoring technical documentation: BRD, SDD, and system design documents for enterprise architecture and project scoping.</w:t>
+        <w:t>Designing and documenting system architecture, including Application, Data, Integration, and Security layers.</w:t>
       </w:r>
     </w:p>
     <w:p>
@@ -337,7 +337,7 @@
         <w:rPr>
           <w:sz w:val="20"/>
         </w:rPr>
-        <w:t>Designing and prototyping an AI-powered tender scraping pipeline to automate tender discovery and processing.</w:t>
+        <w:t>Building an AI-powered tender scraping pipeline, automating tender discovery and processing with an agentic system.</w:t>
       </w:r>
     </w:p>
     <w:p>
@@ -407,7 +407,7 @@
         <w:rPr>
           <w:sz w:val="20"/>
         </w:rPr>
-        <w:t>Building full-stack solutions with optimised UI components, APIs, and CMS systems for diverse U.S. clients.</w:t>
+        <w:t>Delivered full-stack solutions for diverse U.S. clients, including UI components, API optimisation, and CMS management.</w:t>
       </w:r>
     </w:p>
     <w:p>
@@ -442,7 +442,7 @@
         <w:rPr>
           <w:sz w:val="20"/>
         </w:rPr>
-        <w:t>Performing intent detection, slot tagging, and utterance verification for health and agriculture AI systems.</w:t>
+        <w:t>Structured and annotated datasets for health and agriculture AI systems, ensuring quality across multilingual data.</w:t>
       </w:r>
     </w:p>
     <w:p>
